--- a/src/mocks/mock_doc.docx
+++ b/src/mocks/mock_doc.docx
@@ -12,1737 +12,15 @@
           <w:color w:val="000000"/>
           <w:sz w:val="48"/>
         </w:rPr>
-        <w:t>Horizon TSD</w:t>
+        <w:t>Im marckdown</w:t>
       </w:r>
     </w:p>
-    <w:p>
-      <w:r>
-        <w:rPr>
-          <w:rFonts w:ascii="Arial" w:hAnsi="Arial" w:eastAsia="Arial"/>
-          <w:color w:val="000000"/>
-          <w:sz w:val="24"/>
-        </w:rPr>
-        <w:t>B2B-стартап, создающий платформу для прогнозирования и анализа временных рядов: продажи, нагрузка на серверы, расход ресурсов, производственные процессы и многое другое.</w:t>
-      </w:r>
-    </w:p>
-    <w:p>
-      <w:r>
-        <w:rPr>
-          <w:rFonts w:ascii="Arial" w:hAnsi="Arial" w:eastAsia="Arial"/>
-          <w:color w:val="000000"/>
-          <w:sz w:val="24"/>
-        </w:rPr>
-        <w:t>Мы решаем проблему отсутствия доступных и эффективных инструментов для построения точных прогнозов, необходимых для снижения операционных и финансовых рисков.</w:t>
-      </w:r>
-    </w:p>
-    <w:p>
-      <w:pPr>
-        <w:pStyle w:val="Heading2"/>
-      </w:pPr>
-      <w:r>
-        <w:rPr>
-          <w:rFonts w:ascii="Arial" w:hAnsi="Arial" w:eastAsia="Arial"/>
-          <w:color w:val="000000"/>
-          <w:sz w:val="40"/>
-        </w:rPr>
-        <w:t>Основные функциональные блоки</w:t>
-      </w:r>
-    </w:p>
-    <w:p>
-      <w:pPr>
-        <w:pStyle w:val="Heading3"/>
-      </w:pPr>
-      <w:r>
-        <w:rPr>
-          <w:rFonts w:ascii="Arial" w:hAnsi="Arial" w:eastAsia="Arial"/>
-          <w:color w:val="000000"/>
-          <w:sz w:val="32"/>
-        </w:rPr>
-        <w:t>1. API — Быстрое подключение прогнозов</w:t>
-      </w:r>
-    </w:p>
-    <w:p>
-      <w:r>
-        <w:rPr>
-          <w:rFonts w:ascii="Arial" w:hAnsi="Arial" w:eastAsia="Arial"/>
-          <w:color w:val="000000"/>
-          <w:sz w:val="24"/>
-        </w:rPr>
-        <w:t>Проблемы, которые решает:</w:t>
-        <w:br/>
-        <w:t>- Высокие затраты и задержки из-за сложной интеграции.</w:t>
-        <w:br/>
-        <w:t>- Необходимость иметь команду Data Science для прогнозов.</w:t>
-      </w:r>
-    </w:p>
-    <w:p>
-      <w:r>
-        <w:rPr>
-          <w:rFonts w:ascii="Arial" w:hAnsi="Arial" w:eastAsia="Arial"/>
-          <w:color w:val="000000"/>
-          <w:sz w:val="24"/>
-        </w:rPr>
-        <w:t>Потенциальный рынок:</w:t>
-        <w:br/>
-        <w:t>ИТ-компании, финансы, производство, логистика.</w:t>
-      </w:r>
-    </w:p>
-    <w:p>
-      <w:r>
-        <w:rPr>
-          <w:rFonts w:ascii="Arial" w:hAnsi="Arial" w:eastAsia="Arial"/>
-          <w:color w:val="000000"/>
-          <w:sz w:val="24"/>
-        </w:rPr>
-        <w:t>Пример использования:</w:t>
-      </w:r>
-    </w:p>
-    <w:p>
-      <w:r>
-        <w:rPr>
-          <w:rFonts w:ascii="Arial" w:hAnsi="Arial" w:eastAsia="Arial"/>
-          <w:color w:val="000000"/>
-          <w:sz w:val="24"/>
-        </w:rPr>
-        <w:t>Финансовая платформа подключает API и мгновенно получает прогноз спроса на продукты, интегрируя данные в свои аналитические панели.</w:t>
-      </w:r>
-    </w:p>
-    <w:p>
-      <w:pPr>
-        <w:pStyle w:val="Heading3"/>
-      </w:pPr>
-      <w:r>
-        <w:rPr>
-          <w:rFonts w:ascii="Arial" w:hAnsi="Arial" w:eastAsia="Arial"/>
-          <w:color w:val="000000"/>
-          <w:sz w:val="32"/>
-        </w:rPr>
-        <w:t>2. Быстрый прогноз (No-Code)</w:t>
-      </w:r>
-    </w:p>
-    <w:p>
-      <w:r>
-        <w:rPr>
-          <w:rFonts w:ascii="Arial" w:hAnsi="Arial" w:eastAsia="Arial"/>
-          <w:color w:val="000000"/>
-          <w:sz w:val="24"/>
-        </w:rPr>
-        <w:t>Проблемы, которые решает:</w:t>
-        <w:br/>
-        <w:t>- Возможность строить точные прогнозы по данным из Excel или CSV без загрузки в базы данных.</w:t>
-        <w:br/>
-        <w:t>- Нет необходимости интеграции с ИТ-инфраструктурой.</w:t>
-      </w:r>
-    </w:p>
-    <w:p>
-      <w:r>
-        <w:rPr>
-          <w:rFonts w:ascii="Arial" w:hAnsi="Arial" w:eastAsia="Arial"/>
-          <w:color w:val="000000"/>
-          <w:sz w:val="24"/>
-        </w:rPr>
-        <w:t>Потенциальный рынок:</w:t>
-        <w:br/>
-        <w:t>Ритейл, производство, логистика, энергетика.</w:t>
-      </w:r>
-    </w:p>
-    <w:p>
-      <w:r>
-        <w:rPr>
-          <w:rFonts w:ascii="Arial" w:hAnsi="Arial" w:eastAsia="Arial"/>
-          <w:color w:val="000000"/>
-          <w:sz w:val="24"/>
-        </w:rPr>
-        <w:t>Пример использования:</w:t>
-      </w:r>
-    </w:p>
-    <w:p>
-      <w:r>
-        <w:rPr>
-          <w:rFonts w:ascii="Arial" w:hAnsi="Arial" w:eastAsia="Arial"/>
-          <w:color w:val="000000"/>
-          <w:sz w:val="24"/>
-        </w:rPr>
-        <w:t>Производственная компания загружает Excel с журналом выпуска продукции и за минуты получает прогноз на следующую неделю для планирования смен и поставок.</w:t>
-      </w:r>
-    </w:p>
-    <w:p>
-      <w:pPr>
-        <w:pStyle w:val="Heading3"/>
-      </w:pPr>
-      <w:r>
-        <w:rPr>
-          <w:rFonts w:ascii="Arial" w:hAnsi="Arial" w:eastAsia="Arial"/>
-          <w:color w:val="000000"/>
-          <w:sz w:val="32"/>
-        </w:rPr>
-        <w:t>3. Dashboard — Контроль и аналитика</w:t>
-      </w:r>
-    </w:p>
-    <w:p>
-      <w:r>
-        <w:rPr>
-          <w:rFonts w:ascii="Arial" w:hAnsi="Arial" w:eastAsia="Arial"/>
-          <w:color w:val="000000"/>
-          <w:sz w:val="24"/>
-        </w:rPr>
-        <w:t>Проблемы, которые решает:</w:t>
-        <w:br/>
-        <w:t>- Потеря прибыли из-за запоздалого реагирования на изменения.</w:t>
-        <w:br/>
-        <w:t>- Отсутствие автоматического контроля данных и уведомлений.</w:t>
-      </w:r>
-    </w:p>
-    <w:p>
-      <w:r>
-        <w:rPr>
-          <w:rFonts w:ascii="Arial" w:hAnsi="Arial" w:eastAsia="Arial"/>
-          <w:color w:val="000000"/>
-          <w:sz w:val="24"/>
-        </w:rPr>
-        <w:t>Потенциальный рынок:</w:t>
-        <w:br/>
-        <w:t>Логистика, производство, энергетика, финансы.</w:t>
-      </w:r>
-    </w:p>
-    <w:p>
-      <w:r>
-        <w:rPr>
-          <w:rFonts w:ascii="Arial" w:hAnsi="Arial" w:eastAsia="Arial"/>
-          <w:color w:val="000000"/>
-          <w:sz w:val="24"/>
-        </w:rPr>
-        <w:t>Пример использования:</w:t>
-      </w:r>
-    </w:p>
-    <w:p>
-      <w:r>
-        <w:rPr>
-          <w:rFonts w:ascii="Arial" w:hAnsi="Arial" w:eastAsia="Arial"/>
-          <w:color w:val="000000"/>
-          <w:sz w:val="24"/>
-        </w:rPr>
-        <w:t>Система подключена к базе данных склада. При прогнозируемом превышении критического уровня остатков — отправляется уведомление отделу снабжения с предложением корректировки заказа.</w:t>
-      </w:r>
-    </w:p>
-    <w:p>
-      <w:pPr>
-        <w:pStyle w:val="Heading3"/>
-      </w:pPr>
-      <w:r>
-        <w:rPr>
-          <w:rFonts w:ascii="Arial" w:hAnsi="Arial" w:eastAsia="Arial"/>
-          <w:color w:val="000000"/>
-          <w:sz w:val="32"/>
-        </w:rPr>
-        <w:t>4. ИИ-агент — Прогноз и анализ через диалог</w:t>
-      </w:r>
-    </w:p>
-    <w:p>
-      <w:r>
-        <w:rPr>
-          <w:rFonts w:ascii="Arial" w:hAnsi="Arial" w:eastAsia="Arial"/>
-          <w:color w:val="000000"/>
-          <w:sz w:val="24"/>
-        </w:rPr>
-        <w:t>Проблемы, которые решает:</w:t>
-        <w:br/>
-        <w:t>- Нет навыков работы с данными.</w:t>
-        <w:br/>
-        <w:t>- Сложные интерфейсы мешают быстрому анализу.</w:t>
-      </w:r>
-    </w:p>
-    <w:p>
-      <w:r>
-        <w:rPr>
-          <w:rFonts w:ascii="Arial" w:hAnsi="Arial" w:eastAsia="Arial"/>
-          <w:color w:val="000000"/>
-          <w:sz w:val="24"/>
-        </w:rPr>
-        <w:t>Возможности:</w:t>
-        <w:br/>
-        <w:t>- Подключение к системе клиента и настройка прогноза.</w:t>
-        <w:br/>
-        <w:t>- Уведомления по рискам и аномалиям через e-mail и Telegram.</w:t>
-        <w:br/>
-        <w:t>- Быстрый прогноз без кода.</w:t>
-        <w:br/>
-        <w:t>- Визуальный интерфейс с полной аналитикой.</w:t>
-        <w:br/>
-        <w:t>- ИИ-агент для прогноза и анализа.</w:t>
-        <w:br/>
-        <w:t>- Индивидуальные решения под задачи.</w:t>
-      </w:r>
-    </w:p>
-    <w:p>
-      <w:r>
-        <w:rPr>
-          <w:rFonts w:ascii="Arial" w:hAnsi="Arial" w:eastAsia="Arial"/>
-          <w:color w:val="000000"/>
-          <w:sz w:val="24"/>
-        </w:rPr>
-        <w:t>Пример: загрузи данные, получи прогноз и инсайты прямо в чате — быстро, просто, эффективно.</w:t>
-      </w:r>
-    </w:p>
-    <w:p>
-      <w:pPr>
-        <w:pStyle w:val="Heading2"/>
-      </w:pPr>
-      <w:r>
-        <w:rPr>
-          <w:rFonts w:ascii="Arial" w:hAnsi="Arial" w:eastAsia="Arial"/>
-          <w:color w:val="000000"/>
-          <w:sz w:val="40"/>
-        </w:rPr>
-        <w:t>Потенциальный рынок</w:t>
-      </w:r>
-    </w:p>
-    <w:p>
-      <w:pPr>
-        <w:pStyle w:val="ListBullet"/>
-      </w:pPr>
-      <w:r>
-        <w:rPr>
-          <w:rFonts w:ascii="Arial" w:hAnsi="Arial" w:eastAsia="Arial"/>
-          <w:color w:val="000000"/>
-          <w:sz w:val="24"/>
-        </w:rPr>
-        <w:t>ИТ-компании</w:t>
-      </w:r>
-    </w:p>
-    <w:p>
-      <w:pPr>
-        <w:pStyle w:val="ListBullet"/>
-      </w:pPr>
-      <w:r>
-        <w:rPr>
-          <w:rFonts w:ascii="Arial" w:hAnsi="Arial" w:eastAsia="Arial"/>
-          <w:color w:val="000000"/>
-          <w:sz w:val="24"/>
-        </w:rPr>
-        <w:t>Финансовые организации</w:t>
-      </w:r>
-    </w:p>
-    <w:p>
-      <w:pPr>
-        <w:pStyle w:val="ListBullet"/>
-      </w:pPr>
-      <w:r>
-        <w:rPr>
-          <w:rFonts w:ascii="Arial" w:hAnsi="Arial" w:eastAsia="Arial"/>
-          <w:color w:val="000000"/>
-          <w:sz w:val="24"/>
-        </w:rPr>
-        <w:t>Производственные предприятия</w:t>
-      </w:r>
-    </w:p>
-    <w:p>
-      <w:pPr>
-        <w:pStyle w:val="ListBullet"/>
-      </w:pPr>
-      <w:r>
-        <w:rPr>
-          <w:rFonts w:ascii="Arial" w:hAnsi="Arial" w:eastAsia="Arial"/>
-          <w:color w:val="000000"/>
-          <w:sz w:val="24"/>
-        </w:rPr>
-        <w:t>Логистические компании</w:t>
-      </w:r>
-    </w:p>
-    <w:p>
-      <w:r>
-        <w:rPr>
-          <w:rFonts w:ascii="Arial" w:hAnsi="Arial" w:eastAsia="Arial"/>
-          <w:color w:val="000000"/>
-          <w:sz w:val="24"/>
-        </w:rPr>
-        <w:t>Компании, которым важны точные прогнозы для снижения рисков и потерь.</w:t>
-      </w:r>
-    </w:p>
-    <w:p>
-      <w:pPr>
-        <w:pStyle w:val="Heading2"/>
-      </w:pPr>
-      <w:r>
-        <w:rPr>
-          <w:rFonts w:ascii="Arial" w:hAnsi="Arial" w:eastAsia="Arial"/>
-          <w:color w:val="000000"/>
-          <w:sz w:val="40"/>
-        </w:rPr>
-        <w:t>Ключевые преимущества</w:t>
-      </w:r>
-    </w:p>
-    <w:p>
-      <w:pPr>
-        <w:pStyle w:val="ListBullet"/>
-      </w:pPr>
-      <w:r>
-        <w:rPr>
-          <w:rFonts w:ascii="Arial" w:hAnsi="Arial" w:eastAsia="Arial"/>
-          <w:color w:val="000000"/>
-          <w:sz w:val="24"/>
-        </w:rPr>
-        <w:t>Прогнозы за минуты</w:t>
-      </w:r>
-    </w:p>
-    <w:p>
-      <w:pPr>
-        <w:pStyle w:val="ListBullet"/>
-      </w:pPr>
-      <w:r>
-        <w:rPr>
-          <w:rFonts w:ascii="Arial" w:hAnsi="Arial" w:eastAsia="Arial"/>
-          <w:color w:val="000000"/>
-          <w:sz w:val="24"/>
-        </w:rPr>
-        <w:t>Минимум кода и интеграции</w:t>
-      </w:r>
-    </w:p>
-    <w:p>
-      <w:pPr>
-        <w:pStyle w:val="ListBullet"/>
-      </w:pPr>
-      <w:r>
-        <w:rPr>
-          <w:rFonts w:ascii="Arial" w:hAnsi="Arial" w:eastAsia="Arial"/>
-          <w:color w:val="000000"/>
-          <w:sz w:val="24"/>
-        </w:rPr>
-        <w:t>Полная аналитика в веб-интерфейсе</w:t>
-      </w:r>
-    </w:p>
-    <w:p>
-      <w:pPr>
-        <w:pStyle w:val="ListBullet"/>
-      </w:pPr>
-      <w:r>
-        <w:rPr>
-          <w:rFonts w:ascii="Arial" w:hAnsi="Arial" w:eastAsia="Arial"/>
-          <w:color w:val="000000"/>
-          <w:sz w:val="24"/>
-        </w:rPr>
-        <w:t>ИИ-помощник для прогнозов</w:t>
-      </w:r>
-    </w:p>
-    <w:p>
-      <w:pPr>
-        <w:pStyle w:val="ListBullet"/>
-      </w:pPr>
-      <w:r>
-        <w:rPr>
-          <w:rFonts w:ascii="Arial" w:hAnsi="Arial" w:eastAsia="Arial"/>
-          <w:color w:val="000000"/>
-          <w:sz w:val="24"/>
-        </w:rPr>
-        <w:t>Настраиваемые уведомления о рисках и аномалиях</w:t>
-      </w:r>
-    </w:p>
-    <w:p>
-      <w:pPr>
-        <w:pStyle w:val="Heading3"/>
-      </w:pPr>
-      <w:r>
-        <w:rPr>
-          <w:rFonts w:ascii="Arial" w:hAnsi="Arial" w:eastAsia="Arial"/>
-          <w:color w:val="000000"/>
-          <w:sz w:val="32"/>
-        </w:rPr>
-        <w:t>Заключение</w:t>
-      </w:r>
-    </w:p>
-    <w:p>
-      <w:r>
-        <w:rPr>
-          <w:rFonts w:ascii="Arial" w:hAnsi="Arial" w:eastAsia="Arial"/>
-          <w:color w:val="000000"/>
-          <w:sz w:val="24"/>
-        </w:rPr>
-        <w:t>Horizon TSD — это платформа, которая делает прогнозирование доступным, быстрым и точным, превращая данные во внутренний актив для бизнеса.</w:t>
-      </w:r>
-    </w:p>
-    <w:p>
-      <w:r>
-        <w:rPr>
-          <w:rFonts w:ascii="Arial" w:hAnsi="Arial" w:eastAsia="Arial"/>
-          <w:color w:val="000000"/>
-          <w:sz w:val="24"/>
-        </w:rPr>
-        <w:t>С нами прогнозы перестают быть сложными. Они становятся вашим конкурентным преимуществом.</w:t>
-      </w:r>
-    </w:p>
-    <w:p>
-      <w:r>
-        <w:rPr>
-          <w:rFonts w:ascii="Arial" w:hAnsi="Arial" w:eastAsia="Arial"/>
-          <w:color w:val="000000"/>
-          <w:sz w:val="24"/>
-        </w:rPr>
-        <w:t>Контакты:</w:t>
-        <w:br/>
-        <w:t>hello@horizontsd.com</w:t>
-        <w:br/>
-        <w:t>horizontsd.com</w:t>
-      </w:r>
-    </w:p>
-    <w:tbl>
-      <w:tblPr>
-        <w:tblStyle w:val="TableGrid"/>
-        <w:tblW w:type="auto" w:w="0"/>
-        <w:tblLook w:firstColumn="1" w:firstRow="1" w:lastColumn="0" w:lastRow="0" w:noHBand="0" w:noVBand="1" w:val="04A0"/>
-      </w:tblPr>
-      <w:tblGrid>
-        <w:gridCol w:w="2880"/>
-        <w:gridCol w:w="2880"/>
-        <w:gridCol w:w="2880"/>
-      </w:tblGrid>
-      <w:tr>
-        <w:tc>
-          <w:tcPr>
-            <w:tcW w:type="dxa" w:w="2880"/>
-            <w:vAlign w:val="center"/>
-          </w:tcPr>
-          <w:p>
-            <w:pPr>
-              <w:jc w:val="center"/>
-            </w:pPr>
-            <w:r>
-              <w:rPr>
-                <w:rFonts w:ascii="Arial" w:hAnsi="Arial" w:eastAsia="Arial"/>
-                <w:b/>
-                <w:color w:val="000000"/>
-                <w:sz w:val="24"/>
-              </w:rPr>
-              <w:t>Дата и время</w:t>
-            </w:r>
-          </w:p>
-        </w:tc>
-        <w:tc>
-          <w:tcPr>
-            <w:tcW w:type="dxa" w:w="2880"/>
-            <w:vAlign w:val="center"/>
-          </w:tcPr>
-          <w:p>
-            <w:pPr>
-              <w:jc w:val="center"/>
-            </w:pPr>
-            <w:r>
-              <w:rPr>
-                <w:rFonts w:ascii="Arial" w:hAnsi="Arial" w:eastAsia="Arial"/>
-                <w:b/>
-                <w:color w:val="000000"/>
-                <w:sz w:val="24"/>
-              </w:rPr>
-              <w:t>Факт</w:t>
-            </w:r>
-          </w:p>
-        </w:tc>
-        <w:tc>
-          <w:tcPr>
-            <w:tcW w:type="dxa" w:w="2880"/>
-            <w:vAlign w:val="center"/>
-          </w:tcPr>
-          <w:p>
-            <w:pPr>
-              <w:jc w:val="center"/>
-            </w:pPr>
-            <w:r>
-              <w:rPr>
-                <w:rFonts w:ascii="Arial" w:hAnsi="Arial" w:eastAsia="Arial"/>
-                <w:b/>
-                <w:color w:val="000000"/>
-                <w:sz w:val="24"/>
-              </w:rPr>
-              <w:t>Прогноз</w:t>
-            </w:r>
-          </w:p>
-        </w:tc>
-      </w:tr>
-      <w:tr>
-        <w:tc>
-          <w:tcPr>
-            <w:tcW w:type="dxa" w:w="2880"/>
-            <w:vAlign w:val="center"/>
-          </w:tcPr>
-          <w:p>
-            <w:pPr>
-              <w:jc w:val="center"/>
-            </w:pPr>
-            <w:r>
-              <w:rPr>
-                <w:rFonts w:ascii="Arial" w:hAnsi="Arial" w:eastAsia="Arial"/>
-                <w:color w:val="000000"/>
-                <w:sz w:val="24"/>
-              </w:rPr>
-              <w:t>2025-10-16 07:00:00</w:t>
-            </w:r>
-          </w:p>
-        </w:tc>
-        <w:tc>
-          <w:tcPr>
-            <w:tcW w:type="dxa" w:w="2880"/>
-            <w:vAlign w:val="center"/>
-          </w:tcPr>
-          <w:p>
-            <w:pPr>
-              <w:jc w:val="center"/>
-            </w:pPr>
-            <w:r>
-              <w:rPr>
-                <w:rFonts w:ascii="Arial" w:hAnsi="Arial" w:eastAsia="Arial"/>
-                <w:color w:val="000000"/>
-                <w:sz w:val="24"/>
-              </w:rPr>
-              <w:t>710800</w:t>
-            </w:r>
-          </w:p>
-        </w:tc>
-        <w:tc>
-          <w:tcPr>
-            <w:tcW w:type="dxa" w:w="2880"/>
-            <w:vAlign w:val="center"/>
-          </w:tcPr>
-          <w:p>
-            <w:pPr>
-              <w:jc w:val="center"/>
-            </w:pPr>
-            <w:r>
-              <w:rPr>
-                <w:rFonts w:ascii="Arial" w:hAnsi="Arial" w:eastAsia="Arial"/>
-                <w:color w:val="000000"/>
-                <w:sz w:val="24"/>
-              </w:rPr>
-              <w:t>710800</w:t>
-            </w:r>
-          </w:p>
-        </w:tc>
-      </w:tr>
-      <w:tr>
-        <w:tc>
-          <w:tcPr>
-            <w:tcW w:type="dxa" w:w="2880"/>
-            <w:vAlign w:val="center"/>
-          </w:tcPr>
-          <w:p>
-            <w:pPr>
-              <w:jc w:val="center"/>
-            </w:pPr>
-            <w:r>
-              <w:rPr>
-                <w:rFonts w:ascii="Arial" w:hAnsi="Arial" w:eastAsia="Arial"/>
-                <w:color w:val="000000"/>
-                <w:sz w:val="24"/>
-              </w:rPr>
-              <w:t>2025-10-16 07:00:02</w:t>
-            </w:r>
-          </w:p>
-        </w:tc>
-        <w:tc>
-          <w:tcPr>
-            <w:tcW w:type="dxa" w:w="2880"/>
-            <w:vAlign w:val="center"/>
-          </w:tcPr>
-          <w:p>
-            <w:pPr>
-              <w:jc w:val="center"/>
-            </w:pPr>
-            <w:r>
-              <w:rPr>
-                <w:rFonts w:ascii="Arial" w:hAnsi="Arial" w:eastAsia="Arial"/>
-                <w:color w:val="000000"/>
-                <w:sz w:val="24"/>
-              </w:rPr>
-              <w:t>696572.5</w:t>
-            </w:r>
-          </w:p>
-        </w:tc>
-        <w:tc>
-          <w:tcPr>
-            <w:tcW w:type="dxa" w:w="2880"/>
-            <w:vAlign w:val="center"/>
-          </w:tcPr>
-          <w:p>
-            <w:pPr>
-              <w:jc w:val="center"/>
-            </w:pPr>
-            <w:r>
-              <w:rPr>
-                <w:rFonts w:ascii="Arial" w:hAnsi="Arial" w:eastAsia="Arial"/>
-                <w:color w:val="000000"/>
-                <w:sz w:val="24"/>
-              </w:rPr>
-              <w:t>696572.5</w:t>
-            </w:r>
-          </w:p>
-        </w:tc>
-      </w:tr>
-      <w:tr>
-        <w:tc>
-          <w:tcPr>
-            <w:tcW w:type="dxa" w:w="2880"/>
-            <w:vAlign w:val="center"/>
-          </w:tcPr>
-          <w:p>
-            <w:pPr>
-              <w:jc w:val="center"/>
-            </w:pPr>
-            <w:r>
-              <w:rPr>
-                <w:rFonts w:ascii="Arial" w:hAnsi="Arial" w:eastAsia="Arial"/>
-                <w:color w:val="000000"/>
-                <w:sz w:val="24"/>
-              </w:rPr>
-              <w:t>2025-10-16 07:00:04</w:t>
-            </w:r>
-          </w:p>
-        </w:tc>
-        <w:tc>
-          <w:tcPr>
-            <w:tcW w:type="dxa" w:w="2880"/>
-            <w:vAlign w:val="center"/>
-          </w:tcPr>
-          <w:p>
-            <w:pPr>
-              <w:jc w:val="center"/>
-            </w:pPr>
-            <w:r>
-              <w:rPr>
-                <w:rFonts w:ascii="Arial" w:hAnsi="Arial" w:eastAsia="Arial"/>
-                <w:color w:val="000000"/>
-                <w:sz w:val="24"/>
-              </w:rPr>
-              <w:t>694772.875</w:t>
-            </w:r>
-          </w:p>
-        </w:tc>
-        <w:tc>
-          <w:tcPr>
-            <w:tcW w:type="dxa" w:w="2880"/>
-            <w:vAlign w:val="center"/>
-          </w:tcPr>
-          <w:p>
-            <w:pPr>
-              <w:jc w:val="center"/>
-            </w:pPr>
-            <w:r>
-              <w:rPr>
-                <w:rFonts w:ascii="Arial" w:hAnsi="Arial" w:eastAsia="Arial"/>
-                <w:color w:val="000000"/>
-                <w:sz w:val="24"/>
-              </w:rPr>
-              <w:t>694772.875</w:t>
-            </w:r>
-          </w:p>
-        </w:tc>
-      </w:tr>
-      <w:tr>
-        <w:tc>
-          <w:tcPr>
-            <w:tcW w:type="dxa" w:w="2880"/>
-            <w:vAlign w:val="center"/>
-          </w:tcPr>
-          <w:p>
-            <w:pPr>
-              <w:jc w:val="center"/>
-            </w:pPr>
-            <w:r>
-              <w:rPr>
-                <w:rFonts w:ascii="Arial" w:hAnsi="Arial" w:eastAsia="Arial"/>
-                <w:color w:val="000000"/>
-                <w:sz w:val="24"/>
-              </w:rPr>
-              <w:t>2025-10-16 07:00:06</w:t>
-            </w:r>
-          </w:p>
-        </w:tc>
-        <w:tc>
-          <w:tcPr>
-            <w:tcW w:type="dxa" w:w="2880"/>
-            <w:vAlign w:val="center"/>
-          </w:tcPr>
-          <w:p>
-            <w:pPr>
-              <w:jc w:val="center"/>
-            </w:pPr>
-            <w:r>
-              <w:rPr>
-                <w:rFonts w:ascii="Arial" w:hAnsi="Arial" w:eastAsia="Arial"/>
-                <w:color w:val="000000"/>
-                <w:sz w:val="24"/>
-              </w:rPr>
-              <w:t>691058.25</w:t>
-            </w:r>
-          </w:p>
-        </w:tc>
-        <w:tc>
-          <w:tcPr>
-            <w:tcW w:type="dxa" w:w="2880"/>
-            <w:vAlign w:val="center"/>
-          </w:tcPr>
-          <w:p>
-            <w:pPr>
-              <w:jc w:val="center"/>
-            </w:pPr>
-            <w:r>
-              <w:rPr>
-                <w:rFonts w:ascii="Arial" w:hAnsi="Arial" w:eastAsia="Arial"/>
-                <w:color w:val="000000"/>
-                <w:sz w:val="24"/>
-              </w:rPr>
-              <w:t>691058.25</w:t>
-            </w:r>
-          </w:p>
-        </w:tc>
-      </w:tr>
-      <w:tr>
-        <w:tc>
-          <w:tcPr>
-            <w:tcW w:type="dxa" w:w="2880"/>
-            <w:vAlign w:val="center"/>
-          </w:tcPr>
-          <w:p>
-            <w:pPr>
-              <w:jc w:val="center"/>
-            </w:pPr>
-            <w:r>
-              <w:rPr>
-                <w:rFonts w:ascii="Arial" w:hAnsi="Arial" w:eastAsia="Arial"/>
-                <w:color w:val="000000"/>
-                <w:sz w:val="24"/>
-              </w:rPr>
-              <w:t>2025-10-16 07:00:08</w:t>
-            </w:r>
-          </w:p>
-        </w:tc>
-        <w:tc>
-          <w:tcPr>
-            <w:tcW w:type="dxa" w:w="2880"/>
-            <w:vAlign w:val="center"/>
-          </w:tcPr>
-          <w:p>
-            <w:pPr>
-              <w:jc w:val="center"/>
-            </w:pPr>
-            <w:r>
-              <w:rPr>
-                <w:rFonts w:ascii="Arial" w:hAnsi="Arial" w:eastAsia="Arial"/>
-                <w:color w:val="000000"/>
-                <w:sz w:val="24"/>
-              </w:rPr>
-              <w:t>705511.6875</w:t>
-            </w:r>
-          </w:p>
-        </w:tc>
-        <w:tc>
-          <w:tcPr>
-            <w:tcW w:type="dxa" w:w="2880"/>
-            <w:vAlign w:val="center"/>
-          </w:tcPr>
-          <w:p>
-            <w:pPr>
-              <w:jc w:val="center"/>
-            </w:pPr>
-            <w:r>
-              <w:rPr>
-                <w:rFonts w:ascii="Arial" w:hAnsi="Arial" w:eastAsia="Arial"/>
-                <w:color w:val="000000"/>
-                <w:sz w:val="24"/>
-              </w:rPr>
-              <w:t>705511.6875</w:t>
-            </w:r>
-          </w:p>
-        </w:tc>
-      </w:tr>
-      <w:tr>
-        <w:tc>
-          <w:tcPr>
-            <w:tcW w:type="dxa" w:w="2880"/>
-            <w:vAlign w:val="center"/>
-          </w:tcPr>
-          <w:p>
-            <w:pPr>
-              <w:jc w:val="center"/>
-            </w:pPr>
-            <w:r>
-              <w:rPr>
-                <w:rFonts w:ascii="Arial" w:hAnsi="Arial" w:eastAsia="Arial"/>
-                <w:color w:val="000000"/>
-                <w:sz w:val="24"/>
-              </w:rPr>
-              <w:t>2025-10-16 07:00:10</w:t>
-            </w:r>
-          </w:p>
-        </w:tc>
-        <w:tc>
-          <w:tcPr>
-            <w:tcW w:type="dxa" w:w="2880"/>
-            <w:vAlign w:val="center"/>
-          </w:tcPr>
-          <w:p>
-            <w:pPr>
-              <w:jc w:val="center"/>
-            </w:pPr>
-            <w:r>
-              <w:rPr>
-                <w:rFonts w:ascii="Arial" w:hAnsi="Arial" w:eastAsia="Arial"/>
-                <w:color w:val="000000"/>
-                <w:sz w:val="24"/>
-              </w:rPr>
-              <w:t>700887.875</w:t>
-            </w:r>
-          </w:p>
-        </w:tc>
-        <w:tc>
-          <w:tcPr>
-            <w:tcW w:type="dxa" w:w="2880"/>
-            <w:vAlign w:val="center"/>
-          </w:tcPr>
-          <w:p>
-            <w:pPr>
-              <w:jc w:val="center"/>
-            </w:pPr>
-            <w:r>
-              <w:rPr>
-                <w:rFonts w:ascii="Arial" w:hAnsi="Arial" w:eastAsia="Arial"/>
-                <w:color w:val="000000"/>
-                <w:sz w:val="24"/>
-              </w:rPr>
-              <w:t>700887.875</w:t>
-            </w:r>
-          </w:p>
-        </w:tc>
-      </w:tr>
-      <w:tr>
-        <w:tc>
-          <w:tcPr>
-            <w:tcW w:type="dxa" w:w="2880"/>
-            <w:vAlign w:val="center"/>
-          </w:tcPr>
-          <w:p>
-            <w:pPr>
-              <w:jc w:val="center"/>
-            </w:pPr>
-            <w:r>
-              <w:rPr>
-                <w:rFonts w:ascii="Arial" w:hAnsi="Arial" w:eastAsia="Arial"/>
-                <w:color w:val="000000"/>
-                <w:sz w:val="24"/>
-              </w:rPr>
-              <w:t>2025-10-16 07:00:12</w:t>
-            </w:r>
-          </w:p>
-        </w:tc>
-        <w:tc>
-          <w:tcPr>
-            <w:tcW w:type="dxa" w:w="2880"/>
-            <w:vAlign w:val="center"/>
-          </w:tcPr>
-          <w:p>
-            <w:pPr>
-              <w:jc w:val="center"/>
-            </w:pPr>
-            <w:r>
-              <w:rPr>
-                <w:rFonts w:ascii="Arial" w:hAnsi="Arial" w:eastAsia="Arial"/>
-                <w:color w:val="000000"/>
-                <w:sz w:val="24"/>
-              </w:rPr>
-              <w:t>707267.1875</w:t>
-            </w:r>
-          </w:p>
-        </w:tc>
-        <w:tc>
-          <w:tcPr>
-            <w:tcW w:type="dxa" w:w="2880"/>
-            <w:vAlign w:val="center"/>
-          </w:tcPr>
-          <w:p>
-            <w:pPr>
-              <w:jc w:val="center"/>
-            </w:pPr>
-            <w:r>
-              <w:rPr>
-                <w:rFonts w:ascii="Arial" w:hAnsi="Arial" w:eastAsia="Arial"/>
-                <w:color w:val="000000"/>
-                <w:sz w:val="24"/>
-              </w:rPr>
-              <w:t>707267.1875</w:t>
-            </w:r>
-          </w:p>
-        </w:tc>
-      </w:tr>
-      <w:tr>
-        <w:tc>
-          <w:tcPr>
-            <w:tcW w:type="dxa" w:w="2880"/>
-            <w:vAlign w:val="center"/>
-          </w:tcPr>
-          <w:p>
-            <w:pPr>
-              <w:jc w:val="center"/>
-            </w:pPr>
-            <w:r>
-              <w:rPr>
-                <w:rFonts w:ascii="Arial" w:hAnsi="Arial" w:eastAsia="Arial"/>
-                <w:color w:val="000000"/>
-                <w:sz w:val="24"/>
-              </w:rPr>
-              <w:t>2025-10-16 07:00:14</w:t>
-            </w:r>
-          </w:p>
-        </w:tc>
-        <w:tc>
-          <w:tcPr>
-            <w:tcW w:type="dxa" w:w="2880"/>
-            <w:vAlign w:val="center"/>
-          </w:tcPr>
-          <w:p>
-            <w:pPr>
-              <w:jc w:val="center"/>
-            </w:pPr>
-            <w:r>
-              <w:rPr>
-                <w:rFonts w:ascii="Arial" w:hAnsi="Arial" w:eastAsia="Arial"/>
-                <w:color w:val="000000"/>
-                <w:sz w:val="24"/>
-              </w:rPr>
-              <w:t>693853.375</w:t>
-            </w:r>
-          </w:p>
-        </w:tc>
-        <w:tc>
-          <w:tcPr>
-            <w:tcW w:type="dxa" w:w="2880"/>
-            <w:vAlign w:val="center"/>
-          </w:tcPr>
-          <w:p>
-            <w:pPr>
-              <w:jc w:val="center"/>
-            </w:pPr>
-            <w:r>
-              <w:rPr>
-                <w:rFonts w:ascii="Arial" w:hAnsi="Arial" w:eastAsia="Arial"/>
-                <w:color w:val="000000"/>
-                <w:sz w:val="24"/>
-              </w:rPr>
-              <w:t>693853.375</w:t>
-            </w:r>
-          </w:p>
-        </w:tc>
-      </w:tr>
-      <w:tr>
-        <w:tc>
-          <w:tcPr>
-            <w:tcW w:type="dxa" w:w="2880"/>
-            <w:vAlign w:val="center"/>
-          </w:tcPr>
-          <w:p>
-            <w:pPr>
-              <w:jc w:val="center"/>
-            </w:pPr>
-            <w:r>
-              <w:rPr>
-                <w:rFonts w:ascii="Arial" w:hAnsi="Arial" w:eastAsia="Arial"/>
-                <w:color w:val="000000"/>
-                <w:sz w:val="24"/>
-              </w:rPr>
-              <w:t>2025-10-16 07:00:16</w:t>
-            </w:r>
-          </w:p>
-        </w:tc>
-        <w:tc>
-          <w:tcPr>
-            <w:tcW w:type="dxa" w:w="2880"/>
-            <w:vAlign w:val="center"/>
-          </w:tcPr>
-          <w:p>
-            <w:pPr>
-              <w:jc w:val="center"/>
-            </w:pPr>
-            <w:r>
-              <w:rPr>
-                <w:rFonts w:ascii="Arial" w:hAnsi="Arial" w:eastAsia="Arial"/>
-                <w:color w:val="000000"/>
-                <w:sz w:val="24"/>
-              </w:rPr>
-              <w:t>703340.1875</w:t>
-            </w:r>
-          </w:p>
-        </w:tc>
-        <w:tc>
-          <w:tcPr>
-            <w:tcW w:type="dxa" w:w="2880"/>
-            <w:vAlign w:val="center"/>
-          </w:tcPr>
-          <w:p>
-            <w:pPr>
-              <w:jc w:val="center"/>
-            </w:pPr>
-            <w:r>
-              <w:rPr>
-                <w:rFonts w:ascii="Arial" w:hAnsi="Arial" w:eastAsia="Arial"/>
-                <w:color w:val="000000"/>
-                <w:sz w:val="24"/>
-              </w:rPr>
-              <w:t>703340.1875</w:t>
-            </w:r>
-          </w:p>
-        </w:tc>
-      </w:tr>
-      <w:tr>
-        <w:tc>
-          <w:tcPr>
-            <w:tcW w:type="dxa" w:w="2880"/>
-            <w:vAlign w:val="center"/>
-          </w:tcPr>
-          <w:p>
-            <w:pPr>
-              <w:jc w:val="center"/>
-            </w:pPr>
-            <w:r>
-              <w:rPr>
-                <w:rFonts w:ascii="Arial" w:hAnsi="Arial" w:eastAsia="Arial"/>
-                <w:color w:val="000000"/>
-                <w:sz w:val="24"/>
-              </w:rPr>
-              <w:t>2025-10-16 07:00:18</w:t>
-            </w:r>
-          </w:p>
-        </w:tc>
-        <w:tc>
-          <w:tcPr>
-            <w:tcW w:type="dxa" w:w="2880"/>
-            <w:vAlign w:val="center"/>
-          </w:tcPr>
-          <w:p>
-            <w:pPr>
-              <w:jc w:val="center"/>
-            </w:pPr>
-            <w:r>
-              <w:rPr>
-                <w:rFonts w:ascii="Arial" w:hAnsi="Arial" w:eastAsia="Arial"/>
-                <w:color w:val="000000"/>
-                <w:sz w:val="24"/>
-              </w:rPr>
-              <w:t>707383.0625</w:t>
-            </w:r>
-          </w:p>
-        </w:tc>
-        <w:tc>
-          <w:tcPr>
-            <w:tcW w:type="dxa" w:w="2880"/>
-            <w:vAlign w:val="center"/>
-          </w:tcPr>
-          <w:p>
-            <w:pPr>
-              <w:jc w:val="center"/>
-            </w:pPr>
-            <w:r>
-              <w:rPr>
-                <w:rFonts w:ascii="Arial" w:hAnsi="Arial" w:eastAsia="Arial"/>
-                <w:color w:val="000000"/>
-                <w:sz w:val="24"/>
-              </w:rPr>
-              <w:t>707383.0625</w:t>
-            </w:r>
-          </w:p>
-        </w:tc>
-      </w:tr>
-      <w:tr>
-        <w:tc>
-          <w:tcPr>
-            <w:tcW w:type="dxa" w:w="2880"/>
-            <w:vAlign w:val="center"/>
-          </w:tcPr>
-          <w:p>
-            <w:pPr>
-              <w:jc w:val="center"/>
-            </w:pPr>
-            <w:r>
-              <w:rPr>
-                <w:rFonts w:ascii="Arial" w:hAnsi="Arial" w:eastAsia="Arial"/>
-                <w:color w:val="000000"/>
-                <w:sz w:val="24"/>
-              </w:rPr>
-              <w:t>2025-10-16 07:00:20</w:t>
-            </w:r>
-          </w:p>
-        </w:tc>
-        <w:tc>
-          <w:tcPr>
-            <w:tcW w:type="dxa" w:w="2880"/>
-            <w:vAlign w:val="center"/>
-          </w:tcPr>
-          <w:p>
-            <w:pPr>
-              <w:jc w:val="center"/>
-            </w:pPr>
-            <w:r>
-              <w:rPr>
-                <w:rFonts w:ascii="Arial" w:hAnsi="Arial" w:eastAsia="Arial"/>
-                <w:color w:val="000000"/>
-                <w:sz w:val="24"/>
-              </w:rPr>
-              <w:t>697278.875</w:t>
-            </w:r>
-          </w:p>
-        </w:tc>
-        <w:tc>
-          <w:tcPr>
-            <w:tcW w:type="dxa" w:w="2880"/>
-            <w:vAlign w:val="center"/>
-          </w:tcPr>
-          <w:p>
-            <w:pPr>
-              <w:jc w:val="center"/>
-            </w:pPr>
-            <w:r>
-              <w:rPr>
-                <w:rFonts w:ascii="Arial" w:hAnsi="Arial" w:eastAsia="Arial"/>
-                <w:color w:val="000000"/>
-                <w:sz w:val="24"/>
-              </w:rPr>
-              <w:t>697278.875</w:t>
-            </w:r>
-          </w:p>
-        </w:tc>
-      </w:tr>
-      <w:tr>
-        <w:tc>
-          <w:tcPr>
-            <w:tcW w:type="dxa" w:w="2880"/>
-            <w:vAlign w:val="center"/>
-          </w:tcPr>
-          <w:p>
-            <w:pPr>
-              <w:jc w:val="center"/>
-            </w:pPr>
-            <w:r>
-              <w:rPr>
-                <w:rFonts w:ascii="Arial" w:hAnsi="Arial" w:eastAsia="Arial"/>
-                <w:color w:val="000000"/>
-                <w:sz w:val="24"/>
-              </w:rPr>
-              <w:t>2025-10-16 07:00:22</w:t>
-            </w:r>
-          </w:p>
-        </w:tc>
-        <w:tc>
-          <w:tcPr>
-            <w:tcW w:type="dxa" w:w="2880"/>
-            <w:vAlign w:val="center"/>
-          </w:tcPr>
-          <w:p>
-            <w:pPr>
-              <w:jc w:val="center"/>
-            </w:pPr>
-            <w:r>
-              <w:rPr>
-                <w:rFonts w:ascii="Arial" w:hAnsi="Arial" w:eastAsia="Arial"/>
-                <w:color w:val="000000"/>
-                <w:sz w:val="24"/>
-              </w:rPr>
-              <w:t>691490.5625</w:t>
-            </w:r>
-          </w:p>
-        </w:tc>
-        <w:tc>
-          <w:tcPr>
-            <w:tcW w:type="dxa" w:w="2880"/>
-            <w:vAlign w:val="center"/>
-          </w:tcPr>
-          <w:p>
-            <w:pPr>
-              <w:jc w:val="center"/>
-            </w:pPr>
-            <w:r>
-              <w:rPr>
-                <w:rFonts w:ascii="Arial" w:hAnsi="Arial" w:eastAsia="Arial"/>
-                <w:color w:val="000000"/>
-                <w:sz w:val="24"/>
-              </w:rPr>
-              <w:t>691490.5625</w:t>
-            </w:r>
-          </w:p>
-        </w:tc>
-      </w:tr>
-      <w:tr>
-        <w:tc>
-          <w:tcPr>
-            <w:tcW w:type="dxa" w:w="2880"/>
-            <w:vAlign w:val="center"/>
-          </w:tcPr>
-          <w:p>
-            <w:pPr>
-              <w:jc w:val="center"/>
-            </w:pPr>
-            <w:r>
-              <w:rPr>
-                <w:rFonts w:ascii="Arial" w:hAnsi="Arial" w:eastAsia="Arial"/>
-                <w:color w:val="000000"/>
-                <w:sz w:val="24"/>
-              </w:rPr>
-              <w:t>2025-10-16 07:00:24</w:t>
-            </w:r>
-          </w:p>
-        </w:tc>
-        <w:tc>
-          <w:tcPr>
-            <w:tcW w:type="dxa" w:w="2880"/>
-            <w:vAlign w:val="center"/>
-          </w:tcPr>
-          <w:p>
-            <w:pPr>
-              <w:jc w:val="center"/>
-            </w:pPr>
-            <w:r>
-              <w:rPr>
-                <w:rFonts w:ascii="Arial" w:hAnsi="Arial" w:eastAsia="Arial"/>
-                <w:color w:val="000000"/>
-                <w:sz w:val="24"/>
-              </w:rPr>
-              <w:t>680112</w:t>
-            </w:r>
-          </w:p>
-        </w:tc>
-        <w:tc>
-          <w:tcPr>
-            <w:tcW w:type="dxa" w:w="2880"/>
-            <w:vAlign w:val="center"/>
-          </w:tcPr>
-          <w:p>
-            <w:pPr>
-              <w:jc w:val="center"/>
-            </w:pPr>
-            <w:r>
-              <w:rPr>
-                <w:rFonts w:ascii="Arial" w:hAnsi="Arial" w:eastAsia="Arial"/>
-                <w:color w:val="000000"/>
-                <w:sz w:val="24"/>
-              </w:rPr>
-              <w:t>680112</w:t>
-            </w:r>
-          </w:p>
-        </w:tc>
-      </w:tr>
-      <w:tr>
-        <w:tc>
-          <w:tcPr>
-            <w:tcW w:type="dxa" w:w="2880"/>
-            <w:vAlign w:val="center"/>
-          </w:tcPr>
-          <w:p>
-            <w:pPr>
-              <w:jc w:val="center"/>
-            </w:pPr>
-            <w:r>
-              <w:rPr>
-                <w:rFonts w:ascii="Arial" w:hAnsi="Arial" w:eastAsia="Arial"/>
-                <w:color w:val="000000"/>
-                <w:sz w:val="24"/>
-              </w:rPr>
-              <w:t>2025-10-16 07:00:26</w:t>
-            </w:r>
-          </w:p>
-        </w:tc>
-        <w:tc>
-          <w:tcPr>
-            <w:tcW w:type="dxa" w:w="2880"/>
-            <w:vAlign w:val="center"/>
-          </w:tcPr>
-          <w:p>
-            <w:pPr>
-              <w:jc w:val="center"/>
-            </w:pPr>
-            <w:r>
-              <w:rPr>
-                <w:rFonts w:ascii="Arial" w:hAnsi="Arial" w:eastAsia="Arial"/>
-                <w:color w:val="000000"/>
-                <w:sz w:val="24"/>
-              </w:rPr>
-              <w:t>669418.75</w:t>
-            </w:r>
-          </w:p>
-        </w:tc>
-        <w:tc>
-          <w:tcPr>
-            <w:tcW w:type="dxa" w:w="2880"/>
-            <w:vAlign w:val="center"/>
-          </w:tcPr>
-          <w:p>
-            <w:pPr>
-              <w:jc w:val="center"/>
-            </w:pPr>
-            <w:r>
-              <w:rPr>
-                <w:rFonts w:ascii="Arial" w:hAnsi="Arial" w:eastAsia="Arial"/>
-                <w:color w:val="000000"/>
-                <w:sz w:val="24"/>
-              </w:rPr>
-              <w:t>669418.75</w:t>
-            </w:r>
-          </w:p>
-        </w:tc>
-      </w:tr>
-      <w:tr>
-        <w:tc>
-          <w:tcPr>
-            <w:tcW w:type="dxa" w:w="2880"/>
-            <w:vAlign w:val="center"/>
-          </w:tcPr>
-          <w:p>
-            <w:pPr>
-              <w:jc w:val="center"/>
-            </w:pPr>
-            <w:r>
-              <w:rPr>
-                <w:rFonts w:ascii="Arial" w:hAnsi="Arial" w:eastAsia="Arial"/>
-                <w:color w:val="000000"/>
-                <w:sz w:val="24"/>
-              </w:rPr>
-              <w:t>2025-10-16 07:00:28</w:t>
-            </w:r>
-          </w:p>
-        </w:tc>
-        <w:tc>
-          <w:tcPr>
-            <w:tcW w:type="dxa" w:w="2880"/>
-            <w:vAlign w:val="center"/>
-          </w:tcPr>
-          <w:p>
-            <w:pPr>
-              <w:jc w:val="center"/>
-            </w:pPr>
-            <w:r>
-              <w:rPr>
-                <w:rFonts w:ascii="Arial" w:hAnsi="Arial" w:eastAsia="Arial"/>
-                <w:color w:val="000000"/>
-                <w:sz w:val="24"/>
-              </w:rPr>
-              <w:t>676244.25</w:t>
-            </w:r>
-          </w:p>
-        </w:tc>
-        <w:tc>
-          <w:tcPr>
-            <w:tcW w:type="dxa" w:w="2880"/>
-            <w:vAlign w:val="center"/>
-          </w:tcPr>
-          <w:p>
-            <w:pPr>
-              <w:jc w:val="center"/>
-            </w:pPr>
-            <w:r>
-              <w:rPr>
-                <w:rFonts w:ascii="Arial" w:hAnsi="Arial" w:eastAsia="Arial"/>
-                <w:color w:val="000000"/>
-                <w:sz w:val="24"/>
-              </w:rPr>
-              <w:t>676244.25</w:t>
-            </w:r>
-          </w:p>
-        </w:tc>
-      </w:tr>
-      <w:tr>
-        <w:tc>
-          <w:tcPr>
-            <w:tcW w:type="dxa" w:w="2880"/>
-            <w:vAlign w:val="center"/>
-          </w:tcPr>
-          <w:p>
-            <w:pPr>
-              <w:jc w:val="center"/>
-            </w:pPr>
-            <w:r>
-              <w:rPr>
-                <w:rFonts w:ascii="Arial" w:hAnsi="Arial" w:eastAsia="Arial"/>
-                <w:color w:val="000000"/>
-                <w:sz w:val="24"/>
-              </w:rPr>
-              <w:t>2025-10-16 07:00:30</w:t>
-            </w:r>
-          </w:p>
-        </w:tc>
-        <w:tc>
-          <w:tcPr>
-            <w:tcW w:type="dxa" w:w="2880"/>
-            <w:vAlign w:val="center"/>
-          </w:tcPr>
-          <w:p>
-            <w:pPr>
-              <w:jc w:val="center"/>
-            </w:pPr>
-            <w:r>
-              <w:rPr>
-                <w:rFonts w:ascii="Arial" w:hAnsi="Arial" w:eastAsia="Arial"/>
-                <w:color w:val="000000"/>
-                <w:sz w:val="24"/>
-              </w:rPr>
-              <w:t>691784.625</w:t>
-            </w:r>
-          </w:p>
-        </w:tc>
-        <w:tc>
-          <w:tcPr>
-            <w:tcW w:type="dxa" w:w="2880"/>
-            <w:vAlign w:val="center"/>
-          </w:tcPr>
-          <w:p>
-            <w:pPr>
-              <w:jc w:val="center"/>
-            </w:pPr>
-            <w:r>
-              <w:rPr>
-                <w:rFonts w:ascii="Arial" w:hAnsi="Arial" w:eastAsia="Arial"/>
-                <w:color w:val="000000"/>
-                <w:sz w:val="24"/>
-              </w:rPr>
-              <w:t>691784.625</w:t>
-            </w:r>
-          </w:p>
-        </w:tc>
-      </w:tr>
-      <w:tr>
-        <w:tc>
-          <w:tcPr>
-            <w:tcW w:type="dxa" w:w="2880"/>
-            <w:vAlign w:val="center"/>
-          </w:tcPr>
-          <w:p>
-            <w:pPr>
-              <w:jc w:val="center"/>
-            </w:pPr>
-            <w:r>
-              <w:rPr>
-                <w:rFonts w:ascii="Arial" w:hAnsi="Arial" w:eastAsia="Arial"/>
-                <w:color w:val="000000"/>
-                <w:sz w:val="24"/>
-              </w:rPr>
-              <w:t>2025-10-16 07:00:32</w:t>
-            </w:r>
-          </w:p>
-        </w:tc>
-        <w:tc>
-          <w:tcPr>
-            <w:tcW w:type="dxa" w:w="2880"/>
-            <w:vAlign w:val="center"/>
-          </w:tcPr>
-          <w:p>
-            <w:pPr>
-              <w:jc w:val="center"/>
-            </w:pPr>
-            <w:r>
-              <w:rPr>
-                <w:rFonts w:ascii="Arial" w:hAnsi="Arial" w:eastAsia="Arial"/>
-                <w:color w:val="000000"/>
-                <w:sz w:val="24"/>
-              </w:rPr>
-              <w:t>700572.375</w:t>
-            </w:r>
-          </w:p>
-        </w:tc>
-        <w:tc>
-          <w:tcPr>
-            <w:tcW w:type="dxa" w:w="2880"/>
-            <w:vAlign w:val="center"/>
-          </w:tcPr>
-          <w:p>
-            <w:pPr>
-              <w:jc w:val="center"/>
-            </w:pPr>
-            <w:r>
-              <w:rPr>
-                <w:rFonts w:ascii="Arial" w:hAnsi="Arial" w:eastAsia="Arial"/>
-                <w:color w:val="000000"/>
-                <w:sz w:val="24"/>
-              </w:rPr>
-              <w:t>700572.375</w:t>
-            </w:r>
-          </w:p>
-        </w:tc>
-      </w:tr>
-      <w:tr>
-        <w:tc>
-          <w:tcPr>
-            <w:tcW w:type="dxa" w:w="2880"/>
-            <w:vAlign w:val="center"/>
-          </w:tcPr>
-          <w:p>
-            <w:pPr>
-              <w:jc w:val="center"/>
-            </w:pPr>
-            <w:r>
-              <w:rPr>
-                <w:rFonts w:ascii="Arial" w:hAnsi="Arial" w:eastAsia="Arial"/>
-                <w:color w:val="000000"/>
-                <w:sz w:val="24"/>
-              </w:rPr>
-              <w:t>2025-10-16 08:00:02</w:t>
-            </w:r>
-          </w:p>
-        </w:tc>
-        <w:tc>
-          <w:tcPr>
-            <w:tcW w:type="dxa" w:w="2880"/>
-            <w:vAlign w:val="center"/>
-          </w:tcPr>
-          <w:p>
-            <w:pPr>
-              <w:jc w:val="center"/>
-            </w:pPr>
-            <w:r>
-              <w:rPr>
-                <w:rFonts w:ascii="Arial" w:hAnsi="Arial" w:eastAsia="Arial"/>
-                <w:color w:val="000000"/>
-                <w:sz w:val="24"/>
-              </w:rPr>
-              <w:t>729290.375</w:t>
-            </w:r>
-          </w:p>
-        </w:tc>
-        <w:tc>
-          <w:tcPr>
-            <w:tcW w:type="dxa" w:w="2880"/>
-            <w:vAlign w:val="center"/>
-          </w:tcPr>
-          <w:p>
-            <w:pPr>
-              <w:jc w:val="center"/>
-            </w:pPr>
-            <w:r>
-              <w:rPr>
-                <w:rFonts w:ascii="Arial" w:hAnsi="Arial" w:eastAsia="Arial"/>
-                <w:color w:val="000000"/>
-                <w:sz w:val="24"/>
-              </w:rPr>
-              <w:t>729290.375</w:t>
-            </w:r>
-          </w:p>
-        </w:tc>
-      </w:tr>
-      <w:tr>
-        <w:tc>
-          <w:tcPr>
-            <w:tcW w:type="dxa" w:w="2880"/>
-            <w:vAlign w:val="center"/>
-          </w:tcPr>
-          <w:p>
-            <w:pPr>
-              <w:jc w:val="center"/>
-            </w:pPr>
-            <w:r>
-              <w:rPr>
-                <w:rFonts w:ascii="Arial" w:hAnsi="Arial" w:eastAsia="Arial"/>
-                <w:color w:val="000000"/>
-                <w:sz w:val="24"/>
-              </w:rPr>
-              <w:t>2025-10-16 08:00:04</w:t>
-            </w:r>
-          </w:p>
-        </w:tc>
-        <w:tc>
-          <w:tcPr>
-            <w:tcW w:type="dxa" w:w="2880"/>
-            <w:vAlign w:val="center"/>
-          </w:tcPr>
-          <w:p>
-            <w:pPr>
-              <w:jc w:val="center"/>
-            </w:pPr>
-            <w:r>
-              <w:rPr>
-                <w:rFonts w:ascii="Arial" w:hAnsi="Arial" w:eastAsia="Arial"/>
-                <w:color w:val="000000"/>
-                <w:sz w:val="24"/>
-              </w:rPr>
-              <w:t>721955.5625</w:t>
-            </w:r>
-          </w:p>
-        </w:tc>
-        <w:tc>
-          <w:tcPr>
-            <w:tcW w:type="dxa" w:w="2880"/>
-            <w:vAlign w:val="center"/>
-          </w:tcPr>
-          <w:p>
-            <w:pPr>
-              <w:jc w:val="center"/>
-            </w:pPr>
-            <w:r>
-              <w:rPr>
-                <w:rFonts w:ascii="Arial" w:hAnsi="Arial" w:eastAsia="Arial"/>
-                <w:color w:val="000000"/>
-                <w:sz w:val="24"/>
-              </w:rPr>
-              <w:t>721955.5625</w:t>
-            </w:r>
-          </w:p>
-        </w:tc>
-      </w:tr>
-      <w:tr>
-        <w:tc>
-          <w:tcPr>
-            <w:tcW w:type="dxa" w:w="2880"/>
-            <w:vAlign w:val="center"/>
-          </w:tcPr>
-          <w:p>
-            <w:pPr>
-              <w:jc w:val="center"/>
-            </w:pPr>
-            <w:r>
-              <w:rPr>
-                <w:rFonts w:ascii="Arial" w:hAnsi="Arial" w:eastAsia="Arial"/>
-                <w:color w:val="000000"/>
-                <w:sz w:val="24"/>
-              </w:rPr>
-              <w:t>...</w:t>
-            </w:r>
-          </w:p>
-        </w:tc>
-        <w:tc>
-          <w:tcPr>
-            <w:tcW w:type="dxa" w:w="2880"/>
-            <w:vAlign w:val="center"/>
-          </w:tcPr>
-          <w:p>
-            <w:pPr>
-              <w:jc w:val="center"/>
-            </w:pPr>
-            <w:r>
-              <w:rPr>
-                <w:rFonts w:ascii="Arial" w:hAnsi="Arial" w:eastAsia="Arial"/>
-                <w:color w:val="000000"/>
-                <w:sz w:val="24"/>
-              </w:rPr>
-              <w:t>...</w:t>
-            </w:r>
-          </w:p>
-        </w:tc>
-        <w:tc>
-          <w:tcPr>
-            <w:tcW w:type="dxa" w:w="2880"/>
-            <w:vAlign w:val="center"/>
-          </w:tcPr>
-          <w:p>
-            <w:pPr>
-              <w:jc w:val="center"/>
-            </w:pPr>
-            <w:r>
-              <w:rPr>
-                <w:rFonts w:ascii="Arial" w:hAnsi="Arial" w:eastAsia="Arial"/>
-                <w:color w:val="000000"/>
-                <w:sz w:val="24"/>
-              </w:rPr>
-              <w:t>...</w:t>
-            </w:r>
-          </w:p>
-        </w:tc>
-      </w:tr>
-    </w:tbl>
+    <w:p/>
     <w:p>
       <w:r>
         <w:drawing>
           <wp:inline xmlns:a="http://schemas.openxmlformats.org/drawingml/2006/main" xmlns:pic="http://schemas.openxmlformats.org/drawingml/2006/picture">
-            <wp:extent cx="5486400" cy="3564896"/>
+            <wp:extent cx="5486400" cy="3366215"/>
             <wp:docPr id="1" name="Picture 1"/>
             <wp:cNvGraphicFramePr>
               <a:graphicFrameLocks noChangeAspect="1"/>
@@ -1763,7 +41,266 @@
                   <pic:spPr>
                     <a:xfrm>
                       <a:off x="0" y="0"/>
-                      <a:ext cx="5486400" cy="3564896"/>
+                      <a:ext cx="5486400" cy="3366215"/>
+                    </a:xfrm>
+                    <a:prstGeom prst="rect"/>
+                  </pic:spPr>
+                </pic:pic>
+              </a:graphicData>
+            </a:graphic>
+          </wp:inline>
+        </w:drawing>
+      </w:r>
+    </w:p>
+    <w:p/>
+    <w:p>
+      <w:r>
+        <w:drawing>
+          <wp:inline xmlns:a="http://schemas.openxmlformats.org/drawingml/2006/main" xmlns:pic="http://schemas.openxmlformats.org/drawingml/2006/picture">
+            <wp:extent cx="5486400" cy="5486400"/>
+            <wp:docPr id="2" name="Picture 2"/>
+            <wp:cNvGraphicFramePr>
+              <a:graphicFrameLocks noChangeAspect="1"/>
+            </wp:cNvGraphicFramePr>
+            <a:graphic>
+              <a:graphicData uri="http://schemas.openxmlformats.org/drawingml/2006/picture">
+                <pic:pic>
+                  <pic:nvPicPr>
+                    <pic:cNvPr id="0" name="image.png"/>
+                    <pic:cNvPicPr/>
+                  </pic:nvPicPr>
+                  <pic:blipFill>
+                    <a:blip r:embed="rId10"/>
+                    <a:stretch>
+                      <a:fillRect/>
+                    </a:stretch>
+                  </pic:blipFill>
+                  <pic:spPr>
+                    <a:xfrm>
+                      <a:off x="0" y="0"/>
+                      <a:ext cx="5486400" cy="5486400"/>
+                    </a:xfrm>
+                    <a:prstGeom prst="rect"/>
+                  </pic:spPr>
+                </pic:pic>
+              </a:graphicData>
+            </a:graphic>
+          </wp:inline>
+        </w:drawing>
+      </w:r>
+    </w:p>
+    <w:p/>
+    <w:p>
+      <w:r>
+        <w:drawing>
+          <wp:inline xmlns:a="http://schemas.openxmlformats.org/drawingml/2006/main" xmlns:pic="http://schemas.openxmlformats.org/drawingml/2006/picture">
+            <wp:extent cx="5486400" cy="3366215"/>
+            <wp:docPr id="3" name="Picture 3"/>
+            <wp:cNvGraphicFramePr>
+              <a:graphicFrameLocks noChangeAspect="1"/>
+            </wp:cNvGraphicFramePr>
+            <a:graphic>
+              <a:graphicData uri="http://schemas.openxmlformats.org/drawingml/2006/picture">
+                <pic:pic>
+                  <pic:nvPicPr>
+                    <pic:cNvPr id="0" name="image.png"/>
+                    <pic:cNvPicPr/>
+                  </pic:nvPicPr>
+                  <pic:blipFill>
+                    <a:blip r:embed="rId11"/>
+                    <a:stretch>
+                      <a:fillRect/>
+                    </a:stretch>
+                  </pic:blipFill>
+                  <pic:spPr>
+                    <a:xfrm>
+                      <a:off x="0" y="0"/>
+                      <a:ext cx="5486400" cy="3366215"/>
+                    </a:xfrm>
+                    <a:prstGeom prst="rect"/>
+                  </pic:spPr>
+                </pic:pic>
+              </a:graphicData>
+            </a:graphic>
+          </wp:inline>
+        </w:drawing>
+      </w:r>
+    </w:p>
+    <w:p/>
+    <w:p>
+      <w:r>
+        <w:drawing>
+          <wp:inline xmlns:a="http://schemas.openxmlformats.org/drawingml/2006/main" xmlns:pic="http://schemas.openxmlformats.org/drawingml/2006/picture">
+            <wp:extent cx="5486400" cy="3366215"/>
+            <wp:docPr id="4" name="Picture 4"/>
+            <wp:cNvGraphicFramePr>
+              <a:graphicFrameLocks noChangeAspect="1"/>
+            </wp:cNvGraphicFramePr>
+            <a:graphic>
+              <a:graphicData uri="http://schemas.openxmlformats.org/drawingml/2006/picture">
+                <pic:pic>
+                  <pic:nvPicPr>
+                    <pic:cNvPr id="0" name="image.png"/>
+                    <pic:cNvPicPr/>
+                  </pic:nvPicPr>
+                  <pic:blipFill>
+                    <a:blip r:embed="rId12"/>
+                    <a:stretch>
+                      <a:fillRect/>
+                    </a:stretch>
+                  </pic:blipFill>
+                  <pic:spPr>
+                    <a:xfrm>
+                      <a:off x="0" y="0"/>
+                      <a:ext cx="5486400" cy="3366215"/>
+                    </a:xfrm>
+                    <a:prstGeom prst="rect"/>
+                  </pic:spPr>
+                </pic:pic>
+              </a:graphicData>
+            </a:graphic>
+          </wp:inline>
+        </w:drawing>
+      </w:r>
+    </w:p>
+    <w:p/>
+    <w:p>
+      <w:r>
+        <w:drawing>
+          <wp:inline xmlns:a="http://schemas.openxmlformats.org/drawingml/2006/main" xmlns:pic="http://schemas.openxmlformats.org/drawingml/2006/picture">
+            <wp:extent cx="5486400" cy="3366215"/>
+            <wp:docPr id="5" name="Picture 5"/>
+            <wp:cNvGraphicFramePr>
+              <a:graphicFrameLocks noChangeAspect="1"/>
+            </wp:cNvGraphicFramePr>
+            <a:graphic>
+              <a:graphicData uri="http://schemas.openxmlformats.org/drawingml/2006/picture">
+                <pic:pic>
+                  <pic:nvPicPr>
+                    <pic:cNvPr id="0" name="image.png"/>
+                    <pic:cNvPicPr/>
+                  </pic:nvPicPr>
+                  <pic:blipFill>
+                    <a:blip r:embed="rId13"/>
+                    <a:stretch>
+                      <a:fillRect/>
+                    </a:stretch>
+                  </pic:blipFill>
+                  <pic:spPr>
+                    <a:xfrm>
+                      <a:off x="0" y="0"/>
+                      <a:ext cx="5486400" cy="3366215"/>
+                    </a:xfrm>
+                    <a:prstGeom prst="rect"/>
+                  </pic:spPr>
+                </pic:pic>
+              </a:graphicData>
+            </a:graphic>
+          </wp:inline>
+        </w:drawing>
+      </w:r>
+    </w:p>
+    <w:p/>
+    <w:p>
+      <w:r>
+        <w:drawing>
+          <wp:inline xmlns:a="http://schemas.openxmlformats.org/drawingml/2006/main" xmlns:pic="http://schemas.openxmlformats.org/drawingml/2006/picture">
+            <wp:extent cx="5486400" cy="3366215"/>
+            <wp:docPr id="6" name="Picture 6"/>
+            <wp:cNvGraphicFramePr>
+              <a:graphicFrameLocks noChangeAspect="1"/>
+            </wp:cNvGraphicFramePr>
+            <a:graphic>
+              <a:graphicData uri="http://schemas.openxmlformats.org/drawingml/2006/picture">
+                <pic:pic>
+                  <pic:nvPicPr>
+                    <pic:cNvPr id="0" name="image.png"/>
+                    <pic:cNvPicPr/>
+                  </pic:nvPicPr>
+                  <pic:blipFill>
+                    <a:blip r:embed="rId14"/>
+                    <a:stretch>
+                      <a:fillRect/>
+                    </a:stretch>
+                  </pic:blipFill>
+                  <pic:spPr>
+                    <a:xfrm>
+                      <a:off x="0" y="0"/>
+                      <a:ext cx="5486400" cy="3366215"/>
+                    </a:xfrm>
+                    <a:prstGeom prst="rect"/>
+                  </pic:spPr>
+                </pic:pic>
+              </a:graphicData>
+            </a:graphic>
+          </wp:inline>
+        </w:drawing>
+      </w:r>
+    </w:p>
+    <w:p/>
+    <w:p>
+      <w:r>
+        <w:drawing>
+          <wp:inline xmlns:a="http://schemas.openxmlformats.org/drawingml/2006/main" xmlns:pic="http://schemas.openxmlformats.org/drawingml/2006/picture">
+            <wp:extent cx="5486400" cy="3366215"/>
+            <wp:docPr id="7" name="Picture 7"/>
+            <wp:cNvGraphicFramePr>
+              <a:graphicFrameLocks noChangeAspect="1"/>
+            </wp:cNvGraphicFramePr>
+            <a:graphic>
+              <a:graphicData uri="http://schemas.openxmlformats.org/drawingml/2006/picture">
+                <pic:pic>
+                  <pic:nvPicPr>
+                    <pic:cNvPr id="0" name="image.png"/>
+                    <pic:cNvPicPr/>
+                  </pic:nvPicPr>
+                  <pic:blipFill>
+                    <a:blip r:embed="rId15"/>
+                    <a:stretch>
+                      <a:fillRect/>
+                    </a:stretch>
+                  </pic:blipFill>
+                  <pic:spPr>
+                    <a:xfrm>
+                      <a:off x="0" y="0"/>
+                      <a:ext cx="5486400" cy="3366215"/>
+                    </a:xfrm>
+                    <a:prstGeom prst="rect"/>
+                  </pic:spPr>
+                </pic:pic>
+              </a:graphicData>
+            </a:graphic>
+          </wp:inline>
+        </w:drawing>
+      </w:r>
+    </w:p>
+    <w:p/>
+    <w:p>
+      <w:r>
+        <w:drawing>
+          <wp:inline xmlns:a="http://schemas.openxmlformats.org/drawingml/2006/main" xmlns:pic="http://schemas.openxmlformats.org/drawingml/2006/picture">
+            <wp:extent cx="5486400" cy="3366215"/>
+            <wp:docPr id="8" name="Picture 8"/>
+            <wp:cNvGraphicFramePr>
+              <a:graphicFrameLocks noChangeAspect="1"/>
+            </wp:cNvGraphicFramePr>
+            <a:graphic>
+              <a:graphicData uri="http://schemas.openxmlformats.org/drawingml/2006/picture">
+                <pic:pic>
+                  <pic:nvPicPr>
+                    <pic:cNvPr id="0" name="image.png"/>
+                    <pic:cNvPicPr/>
+                  </pic:nvPicPr>
+                  <pic:blipFill>
+                    <a:blip r:embed="rId16"/>
+                    <a:stretch>
+                      <a:fillRect/>
+                    </a:stretch>
+                  </pic:blipFill>
+                  <pic:spPr>
+                    <a:xfrm>
+                      <a:off x="0" y="0"/>
+                      <a:ext cx="5486400" cy="3366215"/>
                     </a:xfrm>
                     <a:prstGeom prst="rect"/>
                   </pic:spPr>
